--- a/docs/submission/architecture.docx
+++ b/docs/submission/architecture.docx
@@ -1362,6 +1362,14 @@
     </w:p>
     <w:p>
       <w:pPr>
+        <w:jc w:val="both"/>
+      </w:pPr>
+      <w:r>
+        <w:t xml:space="preserve">В городских поездках с сохранённым контекстом можно поменять два дня местами без новой ИИ-генерации. Программа переносит посещения на новые даты и повторно проверяет ограничения; небезопасная перестановка отклоняется. Для региональных маршрутов с переездами автоматическая перестановка пока недоступна. Удаление поездки убирает её из кабинета и запускает очистку связанных файлов, сохраняя технический учёт уже использованной квоты.</w:t>
+      </w:r>
+    </w:p>
+    <w:p>
+      <w:pPr>
         <w:pStyle w:val="1"/>
         <w:spacing w:before="200" w:after="80"/>
       </w:pPr>
@@ -1653,15 +1661,15 @@
         <w:jc w:val="both"/>
       </w:pPr>
       <w:r>
-        <w:t>Демонстрационный доступ работает в режиме ACCESS_MODE=invite. Личное приглашение по умолчанию предназначено одному человеку, действует 7 дней с момента создания и даёт 5 попыток создания или ИИ-изменения поездки суммарно за весь срок. Просмотр и PDF эти попытки не расходуют. Приглашение можно отозвать.</w:t>
-      </w:r>
-    </w:p>
-    <w:p>
-      <w:pPr>
-        <w:jc w:val="both"/>
-      </w:pPr>
-      <w:r>
-        <w:t>Владелец и открытый режим имеют отдельный настраиваемый суточный лимит; значение по умолчанию в коде — 3. Для гостя действует его общий остаток, поэтому пять разрешённых попыток можно использовать за один день. Дополнительно предусмотрены общие ограничения расходов и самостоятельные квоты обложек и операций памяти. Эти настройки не следует смешивать с числом запросов к провайдеру.</w:t>
+        <w:t xml:space="preserve">Демонстрационный доступ работает в режиме ACCESS_MODE=invite. Для сдачи подготовлено персональное приглашение на 8 суток с момента создания, для одного человека. Оно даёт 5 попыток создания или ИИ-изменения поездки и отдельно 5 попыток генерации обложек на весь срок, не ежедневно. Просмотр, PDF и повторное открытие обложки эти попытки не расходуют. Приглашение можно отозвать; по умолчанию команда бота создаёт его на 7 дней, другой срок задаёт владелец.</w:t>
+      </w:r>
+    </w:p>
+    <w:p>
+      <w:pPr>
+        <w:jc w:val="both"/>
+      </w:pPr>
+      <w:r>
+        <w:t xml:space="preserve">Для владельца в развёрнутом приложении установлен суточный лимит 10 маршрутных операций; исходное значение по умолчанию в коде — 3. Для гостя действуют отдельные общие остатки приглашения: 5 маршрутов и 5 обложек. Неудачная платная отправка тоже расходует соответствующую попытку. Обычная ИИ-правка маршрута не запускает новую картинку. Операции памяти имеют собственный лимит 3 на приглашение; дополнительно настроены общие ограничения расходов. Число пользовательских попыток не равно числу внутренних обращений к модели.</w:t>
       </w:r>
     </w:p>
     <w:p>
@@ -1708,7 +1716,7 @@
         <w:jc w:val="both"/>
       </w:pPr>
       <w:r>
-        <w:t>Промпт изображения получает только направление, страну и даты. В него не передаются возраст детей, бюджет и личные пожелания. Интерфейс помечает результат как ИИ-иллюстрацию, а не фотографию места. Просмотр сохранённой картинки не оплачивается повторно.</w:t>
+        <w:t xml:space="preserve">Промпт изображения использует направление, страну, календарный контекст и конкретный сюжет из каталога либо подтверждённое место сохранённого маршрута. Возраст детей, бюджет и личные пожелания не передаются. В Yandex Cloud Images отправляется только компактный provider_prompt до 500 символов; длинная внутренняя спецификация провайдеру не передаётся. Задаются наземный ракурс, полный вид объекта и дневное освещение. ИИ может исказить архитектуру: иллюстрация не является фотографией или подтверждением достопримечательности. Просмотр сохранённого файла не запускает повторную генерацию.</w:t>
       </w:r>
     </w:p>
     <w:p>
@@ -1747,7 +1755,7 @@
         <w:jc w:val="both"/>
       </w:pPr>
       <w:r>
-        <w:t>Dockerfile и compose.yaml описывают веб-сервис с одним процессом Uvicorn и отдельный процесс бота. Они используют общий том /data, работают от непривилегированного пользователя и имеют ограничения записи. Веб-порт привязан к 127.0.0.1 сервера; внешний HTTPS-доступ должен обеспечивать обратный прокси. Проверка /health используется для контроля запуска. Логи ограничиваются по объёму.</w:t>
+        <w:t xml:space="preserve">Dockerfile и compose.yaml описывают веб-сервис с одним процессом Uvicorn и отдельный процесс бота. Приложение размещено по адресу https://travel.product-ai-pav.ru. Контейнеры используют общий постоянный том /data, работают от непривилегированного пользователя и имеют ограничения записи. Веб-порт привязан к 127.0.0.1 сервера, внешний HTTPS-доступ обеспечивает обратный прокси. Проверка /health контролирует запуск; логи ограничиваются по объёму.</w:t>
       </w:r>
     </w:p>
     <w:p>
@@ -1756,7 +1764,7 @@
       </w:pPr>
       <w:r>
         <w:lastRenderedPageBreak/>
-        <w:t>Резервировать необходимо содержимое /data и настройки окружения безопасным способом. При переносе задаются адрес кабинета, ключи внешних сервисов, режим приглашений и переключатели планировщика. Конфигурация размещения описывает целевую схему; факт доступности домена подтверждается отдельной проверкой развёрнутого приложения.</w:t>
+        <w:t xml:space="preserve">Резервные копии включают содержимое /data и отдельно защищённые настройки окружения. При обновлении проверяется сохранность поездок и файлов; ключи и рабочая база не включаются в публичный репозиторий. Исходники и технические документы опубликованы в https://github.com/Anna-sever87/family-trip-planner. Доступность домена и HTTPS подтверждена проверками развёрнутого приложения.</w:t>
       </w:r>
     </w:p>
     <w:p>
